--- a/testakten/lobbyregister-buergerinitiative-waldmoor/04_anhoerung_einladung.docx
+++ b/testakten/lobbyregister-buergerinitiative-waldmoor/04_anhoerung_einladung.docx
@@ -38,7 +38,7 @@
         <w:t>Eingang Initiative:</w:t>
       </w:r>
       <w:r>
-        <w:t xml:space="preserve"> 03.05.2026 per E-Mail an &lt;kontakt@waldmoor2030.example&gt;</w:t>
+        <w:t xml:space="preserve"> 03.05.2026 per E-Mail an &lt;kontakt@waldmoor2030.de&gt;</w:t>
       </w:r>
     </w:p>
     <w:p>
@@ -212,7 +212,7 @@
         <w:jc w:val="left"/>
       </w:pPr>
       <w:r>
-        <w:t>Stellungnahme bis 27.05.2026, 18:00 Uhr, an &lt;anhoerungen-verkehr@bundestag.example&gt;. Vorab Abstimmung mit Kanzlei am 25.05.2026 (Telefontermin Luise Barmbek / Julia Stern, 11:00 Uhr).</w:t>
+        <w:t>Stellungnahme bis 27.05.2026, 18:00 Uhr, an &lt;anhoerungen-verkehr@bundestag.de&gt;. Vorab Abstimmung mit Kanzlei am 25.05.2026 (Telefontermin Luise Barmbek / Julia Stern, 11:00 Uhr).</w:t>
       </w:r>
     </w:p>
     <w:sectPr>
